--- a/theory assignment/unit 1/DATA_STRUCTURE _Ajjitesh_singh_gusain_250163014 theory assignment/assignment 1.docx
+++ b/theory assignment/unit 1/DATA_STRUCTURE _Ajjitesh_singh_gusain_250163014 theory assignment/assignment 1.docx
@@ -1,6 +1,6 @@
 
 <file path=word/document.xml><?xml version="1.0" encoding="utf-8"?>
-<w:document xmlns:wpc="http://schemas.microsoft.com/office/word/2010/wordprocessingCanvas" xmlns:cx="http://schemas.microsoft.com/office/drawing/2014/chartex" xmlns:cx1="http://schemas.microsoft.com/office/drawing/2015/9/8/chartex" xmlns:cx2="http://schemas.microsoft.com/office/drawing/2015/10/21/chartex" xmlns:cx3="http://schemas.microsoft.com/office/drawing/2016/5/9/chartex" xmlns:cx4="http://schemas.microsoft.com/office/drawing/2016/5/10/chartex" xmlns:cx5="http://schemas.microsoft.com/office/drawing/2016/5/11/chartex" xmlns:cx6="http://schemas.microsoft.com/office/drawing/2016/5/12/chartex" xmlns:cx7="http://schemas.microsoft.com/office/drawing/2016/5/13/chartex" xmlns:cx8="http://schemas.microsoft.com/office/drawing/2016/5/14/chartex" xmlns:mc="http://schemas.openxmlformats.org/markup-compatibility/2006" xmlns:aink="http://schemas.microsoft.com/office/drawing/2016/ink" xmlns:am3d="http://schemas.microsoft.com/office/drawing/2017/model3d" xmlns:o="urn:schemas-microsoft-com:office:office" xmlns:oel="http://schemas.microsoft.com/office/2019/extlst" xmlns:r="http://schemas.openxmlformats.org/officeDocument/2006/relationships" xmlns:m="http://schemas.openxmlformats.org/officeDocument/2006/math" xmlns:v="urn:schemas-microsoft-com:vml" xmlns:wp14="http://schemas.microsoft.com/office/word/2010/wordprocessingDrawing" xmlns:wp="http://schemas.openxmlformats.org/drawingml/2006/wordprocessingDrawing" xmlns:w10="urn:schemas-microsoft-com:office:word" xmlns:w="http://schemas.openxmlformats.org/wordprocessingml/2006/main" xmlns:w14="http://schemas.microsoft.com/office/word/2010/wordml" xmlns:w15="http://schemas.microsoft.com/office/word/2012/wordml" xmlns:w16cex="http://schemas.microsoft.com/office/word/2018/wordml/cex" xmlns:w16cid="http://schemas.microsoft.com/office/word/2016/wordml/cid" xmlns:w16="http://schemas.microsoft.com/office/word/2018/wordml" xmlns:w16du="http://schemas.microsoft.com/office/word/2023/wordml/word16du" xmlns:w16sdtdh="http://schemas.microsoft.com/office/word/2020/wordml/sdtdatahash" xmlns:w16sdtfl="http://schemas.microsoft.com/office/word/2024/wordml/sdtformatlock" xmlns:w16se="http://schemas.microsoft.com/office/word/2015/wordml/symex" xmlns:wpg="http://schemas.microsoft.com/office/word/2010/wordprocessingGroup" xmlns:wpi="http://schemas.microsoft.com/office/word/2010/wordprocessingInk" xmlns:wne="http://schemas.microsoft.com/office/word/2006/wordml" xmlns:wps="http://schemas.microsoft.com/office/word/2010/wordprocessingShape" mc:Ignorable="w14 w15 w16se w16cid w16 w16cex w16sdtdh w16sdtfl w16du wp14">
+<w:document xmlns:wpc="http://schemas.microsoft.com/office/word/2010/wordprocessingCanvas" xmlns:cx="http://schemas.microsoft.com/office/drawing/2014/chartex" xmlns:cx1="http://schemas.microsoft.com/office/drawing/2015/9/8/chartex" xmlns:cx2="http://schemas.microsoft.com/office/drawing/2015/10/21/chartex" xmlns:cx3="http://schemas.microsoft.com/office/drawing/2016/5/9/chartex" xmlns:cx4="http://schemas.microsoft.com/office/drawing/2016/5/10/chartex" xmlns:cx5="http://schemas.microsoft.com/office/drawing/2016/5/11/chartex" xmlns:cx6="http://schemas.microsoft.com/office/drawing/2016/5/12/chartex" xmlns:cx7="http://schemas.microsoft.com/office/drawing/2016/5/13/chartex" xmlns:cx8="http://schemas.microsoft.com/office/drawing/2016/5/14/chartex" xmlns:mc="http://schemas.openxmlformats.org/markup-compatibility/2006" xmlns:aink="http://schemas.microsoft.com/office/drawing/2016/ink" xmlns:am3d="http://schemas.microsoft.com/office/drawing/2017/model3d" xmlns:o="urn:schemas-microsoft-com:office:office" xmlns:oel="http://schemas.microsoft.com/office/2019/extlst" xmlns:r="http://schemas.openxmlformats.org/officeDocument/2006/relationships" xmlns:m="http://schemas.openxmlformats.org/officeDocument/2006/math" xmlns:v="urn:schemas-microsoft-com:vml" xmlns:wp14="http://schemas.microsoft.com/office/word/2010/wordprocessingDrawing" xmlns:wp="http://schemas.openxmlformats.org/drawingml/2006/wordprocessingDrawing" xmlns:a="http://schemas.openxmlformats.org/drawingml/2006/main" xmlns:pic="http://schemas.openxmlformats.org/drawingml/2006/picture" xmlns:c="http://schemas.openxmlformats.org/drawingml/2006/chart" xmlns:dgm="http://schemas.openxmlformats.org/drawingml/2006/diagram" xmlns:lc="http://schemas.openxmlformats.org/drawingml/2006/lockedCanvas" xmlns:w10="urn:schemas-microsoft-com:office:word" xmlns:w="http://schemas.openxmlformats.org/wordprocessingml/2006/main" xmlns:w14="http://schemas.microsoft.com/office/word/2010/wordml" xmlns:w15="http://schemas.microsoft.com/office/word/2012/wordml" xmlns:w16cex="http://schemas.microsoft.com/office/word/2018/wordml/cex" xmlns:w16cid="http://schemas.microsoft.com/office/word/2016/wordml/cid" xmlns:w16="http://schemas.microsoft.com/office/word/2018/wordml" xmlns:w16du="http://schemas.microsoft.com/office/word/2023/wordml/word16du" xmlns:w16sdtdh="http://schemas.microsoft.com/office/word/2020/wordml/sdtdatahash" xmlns:w16sdtfl="http://schemas.microsoft.com/office/word/2024/wordml/sdtformatlock" xmlns:w16se="http://schemas.microsoft.com/office/word/2015/wordml/symex" xmlns:wpg="http://schemas.microsoft.com/office/word/2010/wordprocessingGroup" xmlns:wpi="http://schemas.microsoft.com/office/word/2010/wordprocessingInk" xmlns:wne="http://schemas.microsoft.com/office/word/2006/wordml" xmlns:wps="http://schemas.microsoft.com/office/word/2010/wordprocessingShape" mc:Ignorable="w14 w15 w16se w16cid w16 w16cex w16sdtdh w16sdtfl w16du wp14">
   <w:body>
     <w:p>
       <w:pPr>
@@ -68,8 +68,6 @@
         </w:rPr>
         <w:t xml:space="preserve"> Name of the </w:t>
       </w:r>
-      <w:proofErr w:type="spellStart"/>
-      <w:proofErr w:type="gramStart"/>
       <w:r>
         <w:rPr>
           <w:b/>
@@ -84,8 +82,6 @@
         </w:rPr>
         <w:t>SOET</w:t>
       </w:r>
-      <w:proofErr w:type="spellEnd"/>
-      <w:proofErr w:type="gramEnd"/>
       <w:r>
         <w:rPr>
           <w:b/>
@@ -100,7 +96,6 @@
         </w:rPr>
         <w:t xml:space="preserve">School of Engineering &amp; </w:t>
       </w:r>
-      <w:proofErr w:type="gramStart"/>
       <w:r>
         <w:rPr>
           <w:b/>
@@ -115,16 +110,14 @@
         </w:rPr>
         <w:t>)</w:t>
       </w:r>
-      <w:proofErr w:type="gramEnd"/>
-    </w:p>
-    <w:p>
-      <w:pPr>
-        <w:rPr>
-          <w:b/>
-          <w:bCs/>
-        </w:rPr>
-      </w:pPr>
-      <w:proofErr w:type="gramStart"/>
+    </w:p>
+    <w:p>
+      <w:pPr>
+        <w:rPr>
+          <w:b/>
+          <w:bCs/>
+        </w:rPr>
+      </w:pPr>
       <w:r>
         <w:rPr>
           <w:b/>
@@ -139,7 +132,6 @@
         </w:rPr>
         <w:t>:</w:t>
       </w:r>
-      <w:proofErr w:type="gramEnd"/>
       <w:r>
         <w:rPr>
           <w:b/>
@@ -227,8 +219,6 @@
         </w:rPr>
         <w:t xml:space="preserve">Student </w:t>
       </w:r>
-      <w:proofErr w:type="spellStart"/>
-      <w:proofErr w:type="gramStart"/>
       <w:r>
         <w:rPr>
           <w:b/>
@@ -243,8 +233,6 @@
         </w:rPr>
         <w:t>Ajitesh</w:t>
       </w:r>
-      <w:proofErr w:type="spellEnd"/>
-      <w:proofErr w:type="gramEnd"/>
       <w:r>
         <w:rPr>
           <w:b/>
@@ -277,7 +265,6 @@
         </w:rPr>
         <w:t xml:space="preserve">Task </w:t>
       </w:r>
-      <w:proofErr w:type="gramStart"/>
       <w:r>
         <w:rPr>
           <w:b/>
@@ -298,7 +285,6 @@
         </w:rPr>
         <w:t xml:space="preserve">  (</w:t>
       </w:r>
-      <w:proofErr w:type="gramEnd"/>
       <w:r>
         <w:rPr>
           <w:b/>
@@ -310,12 +296,9 @@
         <w:t>Recursion Implementation + Trace + Complexity (Coding C</w:t>
       </w:r>
       <w:r>
-        <w:rPr>
-          <w:noProof/>
-        </w:rPr>
         <w:drawing>
           <wp:inline distT="0" distB="0" distL="0" distR="0" wp14:anchorId="6651C268" wp14:editId="6D9721D7">
-            <wp:extent cx="4229183" cy="4484077"/>
+            <wp:extent cx="4229100" cy="4486275"/>
             <wp:effectExtent l="0" t="0" r="0" b="0"/>
             <wp:docPr id="433812694" name="Picture 1"/>
             <wp:cNvGraphicFramePr>
@@ -356,13 +339,9 @@
     <w:p/>
     <w:p>
       <w:r>
-        <w:rPr>
-          <w:noProof/>
-        </w:rPr>
-        <w:lastRenderedPageBreak/>
         <w:drawing>
           <wp:inline distT="0" distB="0" distL="0" distR="0" wp14:anchorId="1860F157" wp14:editId="0F8CDC9C">
-            <wp:extent cx="5731510" cy="7063740"/>
+            <wp:extent cx="5734050" cy="7067550"/>
             <wp:effectExtent l="0" t="0" r="2540" b="3810"/>
             <wp:docPr id="932496606" name="Picture 1"/>
             <wp:cNvGraphicFramePr>
@@ -446,7 +425,6 @@
         </w:numPr>
       </w:pPr>
       <w:r>
-        <w:lastRenderedPageBreak/>
         <w:t>factorial(4) calls factorial(3)</w:t>
       </w:r>
     </w:p>
@@ -605,8 +583,8 @@
     </w:p>
     <w:p>
       <w:r>
-        <w:pict w14:anchorId="0FB89730">
-          <v:rect id="_x0000_i1025" style="width:0;height:1.5pt" o:hralign="center" o:hrstd="t" o:hr="t" fillcolor="#a0a0a0" stroked="f"/>
+        <w:pict w14:anchorId="1021321515">
+          <v:rect id="_x0000_i1025" fillcolor="#a0a0a0" style="width:0;height:1.5pt" o:hralign="center" o:hrstd="t" o:hr="t" stroked="f"/>
         </w:pict>
       </w:r>
     </w:p>
@@ -624,7 +602,6 @@
         </w:rPr>
         <w:t xml:space="preserve">6.2. Fibonacci: Naive vs. </w:t>
       </w:r>
-      <w:proofErr w:type="spellStart"/>
       <w:r>
         <w:rPr>
           <w:b/>
@@ -632,7 +609,6 @@
         </w:rPr>
         <w:t>Memoization</w:t>
       </w:r>
-      <w:proofErr w:type="spellEnd"/>
     </w:p>
     <w:p>
       <w:pPr>
@@ -678,7 +654,6 @@
         </w:rPr>
         <w:t xml:space="preserve">How </w:t>
       </w:r>
-      <w:proofErr w:type="spellStart"/>
       <w:r>
         <w:rPr>
           <w:b/>
@@ -686,7 +661,6 @@
         </w:rPr>
         <w:t>Memoization</w:t>
       </w:r>
-      <w:proofErr w:type="spellEnd"/>
       <w:r>
         <w:rPr>
           <w:b/>
@@ -696,11 +670,9 @@
       </w:r>
     </w:p>
     <w:p>
-      <w:proofErr w:type="spellStart"/>
       <w:r>
         <w:t>Memoization</w:t>
       </w:r>
-      <w:proofErr w:type="spellEnd"/>
       <w:r>
         <w:t xml:space="preserve"> introduces a </w:t>
       </w:r>
@@ -764,8 +736,8 @@
     </w:p>
     <w:p>
       <w:r>
-        <w:pict w14:anchorId="378CD6C4">
-          <v:rect id="_x0000_i1026" style="width:0;height:1.5pt" o:hralign="center" o:hrstd="t" o:hr="t" fillcolor="#a0a0a0" stroked="f"/>
+        <w:pict w14:anchorId="1460467977">
+          <v:rect id="_x0000_i1026" fillcolor="#a0a0a0" style="width:0;height:1.5pt" o:hralign="center" o:hrstd="t" o:hr="t" stroked="f"/>
         </w:pict>
       </w:r>
     </w:p>
@@ -856,7 +828,6 @@
         </w:numPr>
       </w:pPr>
       <w:r>
-        <w:lastRenderedPageBreak/>
         <w:t>Move disk 2 from B to C</w:t>
       </w:r>
     </w:p>
@@ -918,8 +889,8 @@
     </w:p>
     <w:p>
       <w:r>
-        <w:pict w14:anchorId="3117FE3D">
-          <v:rect id="_x0000_i1027" style="width:0;height:1.5pt" o:hralign="center" o:hrstd="t" o:hr="t" fillcolor="#a0a0a0" stroked="f"/>
+        <w:pict w14:anchorId="708647043">
+          <v:rect id="_x0000_i1027" fillcolor="#a0a0a0" style="width:0;height:1.5pt" o:hralign="center" o:hrstd="t" o:hr="t" stroked="f"/>
         </w:pict>
       </w:r>
     </w:p>
@@ -1043,11 +1014,9 @@
       <w:r>
         <w:t xml:space="preserve"> Since we perform a constant amount of work (</w:t>
       </w:r>
-      <w:proofErr w:type="gramStart"/>
       <w:r>
         <w:t>O(</w:t>
       </w:r>
-      <w:proofErr w:type="gramEnd"/>
       <w:r>
         <w:t>1)) at each level of the recursion and there are \log n</w:t>
       </w:r>
@@ -1057,11 +1026,9 @@
       <w:r>
         <w:t xml:space="preserve">levels, the total time complexity is </w:t>
       </w:r>
-      <w:proofErr w:type="gramStart"/>
       <w:r>
         <w:t>O(</w:t>
       </w:r>
-      <w:proofErr w:type="gramEnd"/>
       <w:r>
         <w:t>\log n).</w:t>
       </w:r>
@@ -1070,12 +1037,9 @@
     <w:p/>
     <w:p>
       <w:r>
-        <w:rPr>
-          <w:noProof/>
-        </w:rPr>
         <w:drawing>
           <wp:inline distT="0" distB="0" distL="0" distR="0" wp14:anchorId="45EC1E10" wp14:editId="1A9EE04E">
-            <wp:extent cx="5731510" cy="2470785"/>
+            <wp:extent cx="5734050" cy="2466975"/>
             <wp:effectExtent l="0" t="0" r="2540" b="5715"/>
             <wp:docPr id="1486123344" name="Picture 1"/>
             <wp:cNvGraphicFramePr>
@@ -1130,7 +1094,6 @@
           <w:szCs w:val="40"/>
           <w:u w:val="single"/>
         </w:rPr>
-        <w:lastRenderedPageBreak/>
         <w:t>Bonus Task</w:t>
       </w:r>
     </w:p>
@@ -1145,11 +1108,9 @@
       <w:r>
         <w:t xml:space="preserve"> When calculating the 35th Fibonacci number, the difference between naive recursion and </w:t>
       </w:r>
-      <w:proofErr w:type="spellStart"/>
       <w:r>
         <w:t>memoization</w:t>
       </w:r>
-      <w:proofErr w:type="spellEnd"/>
       <w:r>
         <w:t xml:space="preserve"> is staggering. The </w:t>
       </w:r>
@@ -1169,7 +1130,6 @@
       <w:r>
         <w:t xml:space="preserve">pattern. In contrast, </w:t>
       </w:r>
-      <w:proofErr w:type="spellStart"/>
       <w:r>
         <w:rPr>
           <w:b/>
@@ -1177,7 +1137,6 @@
         </w:rPr>
         <w:t>memoization</w:t>
       </w:r>
-      <w:proofErr w:type="spellEnd"/>
       <w:r>
         <w:t xml:space="preserve"> finishes almost instantly (under 0.0001 seconds) because it stores the result of each sub-problem the first time it is solved. This reduces the work to a linear O(n)</w:t>
       </w:r>
@@ -1195,12 +1154,9 @@
     <w:p/>
     <w:p>
       <w:r>
-        <w:rPr>
-          <w:noProof/>
-        </w:rPr>
         <w:drawing>
           <wp:inline distT="0" distB="0" distL="0" distR="0" wp14:anchorId="1EFB52B1" wp14:editId="4B6AEF1E">
-            <wp:extent cx="7154414" cy="4099560"/>
+            <wp:extent cx="7153275" cy="4095750"/>
             <wp:effectExtent l="0" t="0" r="8890" b="0"/>
             <wp:docPr id="1034612632" name="Picture 1"/>
             <wp:cNvGraphicFramePr>
@@ -1237,13 +1193,9 @@
     </w:p>
     <w:p>
       <w:r>
-        <w:rPr>
-          <w:noProof/>
-        </w:rPr>
-        <w:lastRenderedPageBreak/>
         <w:drawing>
           <wp:inline distT="0" distB="0" distL="0" distR="0" wp14:anchorId="781D852A" wp14:editId="68AA3A84">
-            <wp:extent cx="5731510" cy="4058285"/>
+            <wp:extent cx="5734050" cy="4057650"/>
             <wp:effectExtent l="0" t="0" r="2540" b="0"/>
             <wp:docPr id="1470752077" name="Picture 1"/>
             <wp:cNvGraphicFramePr>
@@ -1278,6 +1230,33 @@
         </w:drawing>
       </w:r>
     </w:p>
+    <w:p/>
+    <w:p>
+      <w:pPr>
+        <w:rPr>
+          <w:rFonts w:ascii="Aptos" w:hAnsi="Aptos" w:eastAsia="Aptos" w:cs="Aptos"/>
+          <w:sz w:val="22"/>
+        </w:rPr>
+      </w:pPr>
+      <w:r>
+        <w:t>Github link:</w:t>
+      </w:r>
+      <w:hyperlink w:history="1" r:id="rId12">
+        <w:r>
+          <w:rPr>
+            <w:rStyle w:val="Hyperlink"/>
+            <w:kern w:val="2"/>
+            <w:szCs w:val="22"/>
+            <w:lang w:val="en-IN" w:eastAsia="en-US" w:bidi="ar-SA"/>
+            <w14:ligatures w14:val="standardContextual"/>
+            <w:rFonts w:ascii="Aptos" w:hAnsi="Aptos" w:eastAsia="Aptos" w:cs="Aptos"/>
+            <w:sz w:val="22"/>
+            <w:u w:val="single"/>
+          </w:rPr>
+          <w:t>https://github.com/ajiteshgusain/dsa-assignment/tree/main/theory%20assignment/unit%201</w:t>
+        </w:r>
+      </w:hyperlink>
+    </w:p>
     <w:sectPr>
       <w:pgSz w:w="11906" w:h="16838"/>
       <w:pgMar w:top="1440" w:right="1440" w:bottom="1440" w:left="1440" w:header="708" w:footer="708" w:gutter="0"/>
@@ -1552,155 +1531,6 @@
       </w:rPr>
     </w:lvl>
   </w:abstractNum>
-  <w:abstractNum w:abstractNumId="2" w15:restartNumberingAfterBreak="0">
-    <w:nsid w:val="203F4606"/>
-    <w:multiLevelType w:val="multilevel"/>
-    <w:tmpl w:val="2DF8CC90"/>
-    <w:lvl w:ilvl="0">
-      <w:start w:val="1"/>
-      <w:numFmt w:val="bullet"/>
-      <w:lvlText w:val=""/>
-      <w:lvlJc w:val="left"/>
-      <w:pPr>
-        <w:tabs>
-          <w:tab w:val="num" w:pos="720"/>
-        </w:tabs>
-        <w:ind w:left="720" w:hanging="360"/>
-      </w:pPr>
-      <w:rPr>
-        <w:rFonts w:ascii="Symbol" w:hAnsi="Symbol" w:hint="default"/>
-        <w:sz w:val="20"/>
-      </w:rPr>
-    </w:lvl>
-    <w:lvl w:ilvl="1">
-      <w:start w:val="1"/>
-      <w:numFmt w:val="bullet"/>
-      <w:lvlText w:val="o"/>
-      <w:lvlJc w:val="left"/>
-      <w:pPr>
-        <w:tabs>
-          <w:tab w:val="num" w:pos="1440"/>
-        </w:tabs>
-        <w:ind w:left="1440" w:hanging="360"/>
-      </w:pPr>
-      <w:rPr>
-        <w:rFonts w:ascii="Courier New" w:hAnsi="Courier New" w:hint="default"/>
-        <w:sz w:val="20"/>
-      </w:rPr>
-    </w:lvl>
-    <w:lvl w:ilvl="2" w:tentative="1">
-      <w:start w:val="1"/>
-      <w:numFmt w:val="bullet"/>
-      <w:lvlText w:val=""/>
-      <w:lvlJc w:val="left"/>
-      <w:pPr>
-        <w:tabs>
-          <w:tab w:val="num" w:pos="2160"/>
-        </w:tabs>
-        <w:ind w:left="2160" w:hanging="360"/>
-      </w:pPr>
-      <w:rPr>
-        <w:rFonts w:ascii="Wingdings" w:hAnsi="Wingdings" w:hint="default"/>
-        <w:sz w:val="20"/>
-      </w:rPr>
-    </w:lvl>
-    <w:lvl w:ilvl="3" w:tentative="1">
-      <w:start w:val="1"/>
-      <w:numFmt w:val="bullet"/>
-      <w:lvlText w:val=""/>
-      <w:lvlJc w:val="left"/>
-      <w:pPr>
-        <w:tabs>
-          <w:tab w:val="num" w:pos="2880"/>
-        </w:tabs>
-        <w:ind w:left="2880" w:hanging="360"/>
-      </w:pPr>
-      <w:rPr>
-        <w:rFonts w:ascii="Wingdings" w:hAnsi="Wingdings" w:hint="default"/>
-        <w:sz w:val="20"/>
-      </w:rPr>
-    </w:lvl>
-    <w:lvl w:ilvl="4" w:tentative="1">
-      <w:start w:val="1"/>
-      <w:numFmt w:val="bullet"/>
-      <w:lvlText w:val=""/>
-      <w:lvlJc w:val="left"/>
-      <w:pPr>
-        <w:tabs>
-          <w:tab w:val="num" w:pos="3600"/>
-        </w:tabs>
-        <w:ind w:left="3600" w:hanging="360"/>
-      </w:pPr>
-      <w:rPr>
-        <w:rFonts w:ascii="Wingdings" w:hAnsi="Wingdings" w:hint="default"/>
-        <w:sz w:val="20"/>
-      </w:rPr>
-    </w:lvl>
-    <w:lvl w:ilvl="5" w:tentative="1">
-      <w:start w:val="1"/>
-      <w:numFmt w:val="bullet"/>
-      <w:lvlText w:val=""/>
-      <w:lvlJc w:val="left"/>
-      <w:pPr>
-        <w:tabs>
-          <w:tab w:val="num" w:pos="4320"/>
-        </w:tabs>
-        <w:ind w:left="4320" w:hanging="360"/>
-      </w:pPr>
-      <w:rPr>
-        <w:rFonts w:ascii="Wingdings" w:hAnsi="Wingdings" w:hint="default"/>
-        <w:sz w:val="20"/>
-      </w:rPr>
-    </w:lvl>
-    <w:lvl w:ilvl="6" w:tentative="1">
-      <w:start w:val="1"/>
-      <w:numFmt w:val="bullet"/>
-      <w:lvlText w:val=""/>
-      <w:lvlJc w:val="left"/>
-      <w:pPr>
-        <w:tabs>
-          <w:tab w:val="num" w:pos="5040"/>
-        </w:tabs>
-        <w:ind w:left="5040" w:hanging="360"/>
-      </w:pPr>
-      <w:rPr>
-        <w:rFonts w:ascii="Wingdings" w:hAnsi="Wingdings" w:hint="default"/>
-        <w:sz w:val="20"/>
-      </w:rPr>
-    </w:lvl>
-    <w:lvl w:ilvl="7" w:tentative="1">
-      <w:start w:val="1"/>
-      <w:numFmt w:val="bullet"/>
-      <w:lvlText w:val=""/>
-      <w:lvlJc w:val="left"/>
-      <w:pPr>
-        <w:tabs>
-          <w:tab w:val="num" w:pos="5760"/>
-        </w:tabs>
-        <w:ind w:left="5760" w:hanging="360"/>
-      </w:pPr>
-      <w:rPr>
-        <w:rFonts w:ascii="Wingdings" w:hAnsi="Wingdings" w:hint="default"/>
-        <w:sz w:val="20"/>
-      </w:rPr>
-    </w:lvl>
-    <w:lvl w:ilvl="8" w:tentative="1">
-      <w:start w:val="1"/>
-      <w:numFmt w:val="bullet"/>
-      <w:lvlText w:val=""/>
-      <w:lvlJc w:val="left"/>
-      <w:pPr>
-        <w:tabs>
-          <w:tab w:val="num" w:pos="6480"/>
-        </w:tabs>
-        <w:ind w:left="6480" w:hanging="360"/>
-      </w:pPr>
-      <w:rPr>
-        <w:rFonts w:ascii="Wingdings" w:hAnsi="Wingdings" w:hint="default"/>
-        <w:sz w:val="20"/>
-      </w:rPr>
-    </w:lvl>
-  </w:abstractNum>
   <w:abstractNum w:abstractNumId="3" w15:restartNumberingAfterBreak="0">
     <w:nsid w:val="365F20A3"/>
     <w:multiLevelType w:val="multilevel"/>
@@ -1927,155 +1757,6 @@
       </w:pPr>
     </w:lvl>
   </w:abstractNum>
-  <w:abstractNum w:abstractNumId="5" w15:restartNumberingAfterBreak="0">
-    <w:nsid w:val="5B936C02"/>
-    <w:multiLevelType w:val="multilevel"/>
-    <w:tmpl w:val="BD40ECE6"/>
-    <w:lvl w:ilvl="0">
-      <w:start w:val="1"/>
-      <w:numFmt w:val="bullet"/>
-      <w:lvlText w:val=""/>
-      <w:lvlJc w:val="left"/>
-      <w:pPr>
-        <w:tabs>
-          <w:tab w:val="num" w:pos="720"/>
-        </w:tabs>
-        <w:ind w:left="720" w:hanging="360"/>
-      </w:pPr>
-      <w:rPr>
-        <w:rFonts w:ascii="Symbol" w:hAnsi="Symbol" w:hint="default"/>
-        <w:sz w:val="20"/>
-      </w:rPr>
-    </w:lvl>
-    <w:lvl w:ilvl="1">
-      <w:start w:val="1"/>
-      <w:numFmt w:val="bullet"/>
-      <w:lvlText w:val="o"/>
-      <w:lvlJc w:val="left"/>
-      <w:pPr>
-        <w:tabs>
-          <w:tab w:val="num" w:pos="1440"/>
-        </w:tabs>
-        <w:ind w:left="1440" w:hanging="360"/>
-      </w:pPr>
-      <w:rPr>
-        <w:rFonts w:ascii="Courier New" w:hAnsi="Courier New" w:hint="default"/>
-        <w:sz w:val="20"/>
-      </w:rPr>
-    </w:lvl>
-    <w:lvl w:ilvl="2" w:tentative="1">
-      <w:start w:val="1"/>
-      <w:numFmt w:val="bullet"/>
-      <w:lvlText w:val=""/>
-      <w:lvlJc w:val="left"/>
-      <w:pPr>
-        <w:tabs>
-          <w:tab w:val="num" w:pos="2160"/>
-        </w:tabs>
-        <w:ind w:left="2160" w:hanging="360"/>
-      </w:pPr>
-      <w:rPr>
-        <w:rFonts w:ascii="Wingdings" w:hAnsi="Wingdings" w:hint="default"/>
-        <w:sz w:val="20"/>
-      </w:rPr>
-    </w:lvl>
-    <w:lvl w:ilvl="3" w:tentative="1">
-      <w:start w:val="1"/>
-      <w:numFmt w:val="bullet"/>
-      <w:lvlText w:val=""/>
-      <w:lvlJc w:val="left"/>
-      <w:pPr>
-        <w:tabs>
-          <w:tab w:val="num" w:pos="2880"/>
-        </w:tabs>
-        <w:ind w:left="2880" w:hanging="360"/>
-      </w:pPr>
-      <w:rPr>
-        <w:rFonts w:ascii="Wingdings" w:hAnsi="Wingdings" w:hint="default"/>
-        <w:sz w:val="20"/>
-      </w:rPr>
-    </w:lvl>
-    <w:lvl w:ilvl="4" w:tentative="1">
-      <w:start w:val="1"/>
-      <w:numFmt w:val="bullet"/>
-      <w:lvlText w:val=""/>
-      <w:lvlJc w:val="left"/>
-      <w:pPr>
-        <w:tabs>
-          <w:tab w:val="num" w:pos="3600"/>
-        </w:tabs>
-        <w:ind w:left="3600" w:hanging="360"/>
-      </w:pPr>
-      <w:rPr>
-        <w:rFonts w:ascii="Wingdings" w:hAnsi="Wingdings" w:hint="default"/>
-        <w:sz w:val="20"/>
-      </w:rPr>
-    </w:lvl>
-    <w:lvl w:ilvl="5" w:tentative="1">
-      <w:start w:val="1"/>
-      <w:numFmt w:val="bullet"/>
-      <w:lvlText w:val=""/>
-      <w:lvlJc w:val="left"/>
-      <w:pPr>
-        <w:tabs>
-          <w:tab w:val="num" w:pos="4320"/>
-        </w:tabs>
-        <w:ind w:left="4320" w:hanging="360"/>
-      </w:pPr>
-      <w:rPr>
-        <w:rFonts w:ascii="Wingdings" w:hAnsi="Wingdings" w:hint="default"/>
-        <w:sz w:val="20"/>
-      </w:rPr>
-    </w:lvl>
-    <w:lvl w:ilvl="6" w:tentative="1">
-      <w:start w:val="1"/>
-      <w:numFmt w:val="bullet"/>
-      <w:lvlText w:val=""/>
-      <w:lvlJc w:val="left"/>
-      <w:pPr>
-        <w:tabs>
-          <w:tab w:val="num" w:pos="5040"/>
-        </w:tabs>
-        <w:ind w:left="5040" w:hanging="360"/>
-      </w:pPr>
-      <w:rPr>
-        <w:rFonts w:ascii="Wingdings" w:hAnsi="Wingdings" w:hint="default"/>
-        <w:sz w:val="20"/>
-      </w:rPr>
-    </w:lvl>
-    <w:lvl w:ilvl="7" w:tentative="1">
-      <w:start w:val="1"/>
-      <w:numFmt w:val="bullet"/>
-      <w:lvlText w:val=""/>
-      <w:lvlJc w:val="left"/>
-      <w:pPr>
-        <w:tabs>
-          <w:tab w:val="num" w:pos="5760"/>
-        </w:tabs>
-        <w:ind w:left="5760" w:hanging="360"/>
-      </w:pPr>
-      <w:rPr>
-        <w:rFonts w:ascii="Wingdings" w:hAnsi="Wingdings" w:hint="default"/>
-        <w:sz w:val="20"/>
-      </w:rPr>
-    </w:lvl>
-    <w:lvl w:ilvl="8" w:tentative="1">
-      <w:start w:val="1"/>
-      <w:numFmt w:val="bullet"/>
-      <w:lvlText w:val=""/>
-      <w:lvlJc w:val="left"/>
-      <w:pPr>
-        <w:tabs>
-          <w:tab w:val="num" w:pos="6480"/>
-        </w:tabs>
-        <w:ind w:left="6480" w:hanging="360"/>
-      </w:pPr>
-      <w:rPr>
-        <w:rFonts w:ascii="Wingdings" w:hAnsi="Wingdings" w:hint="default"/>
-        <w:sz w:val="20"/>
-      </w:rPr>
-    </w:lvl>
-  </w:abstractNum>
   <w:abstractNum w:abstractNumId="6" w15:restartNumberingAfterBreak="0">
     <w:nsid w:val="7A381813"/>
     <w:multiLevelType w:val="multilevel"/>
@@ -2338,12 +2019,6 @@
       </w:rPr>
     </w:lvl>
   </w:abstractNum>
-  <w:num w:numId="1" w16cid:durableId="1981302879">
-    <w:abstractNumId w:val="5"/>
-  </w:num>
-  <w:num w:numId="2" w16cid:durableId="733161491">
-    <w:abstractNumId w:val="2"/>
-  </w:num>
   <w:num w:numId="3" w16cid:durableId="1416244980">
     <w:abstractNumId w:val="4"/>
   </w:num>
@@ -3283,6 +2958,17 @@
       <w:spacing w:val="5"/>
     </w:rPr>
   </w:style>
+  <w:style w:styleId="Hyperlink" w:type="character">
+    <w:name w:val="Hyperlink"/>
+    <w:basedOn w:val="DefaultParagraphFont"/>
+    <w:uiPriority w:val="99"/>
+    <w:unhideWhenUsed/>
+    <w:rsid w:val="00D87CC4"/>
+    <w:rPr>
+      <w:color w:themeColor="hyperlink" w:val="467886"/>
+      <w:u w:val="single"/>
+    </w:rPr>
+  </w:style>
 </w:styles>
 </file>
 
